--- a/00-SORU-YAZARI-ANALIZI-VE-PROMPTLAR/07-DERS-NOTU-PROMPTU-0_GENEL.docx
+++ b/00-SORU-YAZARI-ANALIZI-VE-PROMPTLAR/07-DERS-NOTU-PROMPTU-0_GENEL.docx
@@ -1414,6 +1414,27 @@
       </w:pPr>
       <w:r>
         <w:t xml:space="preserve">8–10 soru. Dağılım: olumsuz kök 3–4, öncüllü 2, boşluk veya eşleştirme 1, vaka 1, düz 1–2.</w:t>
+      </w:r>
+    </w:p>
+    <w:p>
+      <w:pPr>
+        <w:numPr>
+          <w:ilvl w:val="0"/>
+          <w:numId w:val="1004"/>
+        </w:numPr>
+        <w:pStyle w:val="Compact"/>
+      </w:pPr>
+      <w:r>
+        <w:t xml:space="preserve">Alt tipleri konunun alanına göre seç (</w:t>
+      </w:r>
+      <w:r>
+        <w:rPr>
+          <w:rStyle w:val="VerbatimChar"/>
+        </w:rPr>
+        <w:t xml:space="preserve">12-SORU-TIPI-KATALOGU</w:t>
+      </w:r>
+      <w:r>
+        <w:t xml:space="preserve">): GM konusunda O2 ağırlıklı, Sair konusunda O1 ve D3 ağırlıklı, tarifede O4 + D5 + D4, hesapta H1/H6 + bağlı soru (H2). Öncüllülerden en az biri liste öncüllü (Ö3) olsun. Her sorunun yanında alt tip kodu yazılır.</w:t>
       </w:r>
     </w:p>
     <w:p>
